--- a/public/templates/protocol-instrument-iq.docx
+++ b/public/templates/protocol-instrument-iq.docx
@@ -674,7 +674,7 @@
         <w:t>Instrument category (USP &lt;1058&gt;)</w:t>
       </w:r>
       <w:r>
-        <w:t>: the risk-based grouping of instruments into Group A (standard apparatus, no independent qualification), Group B (standard instruments and apparatus), and Group C (computerized analytical instruments) that sets the depth of qualification.</w:t>
+        <w:t>: a risk-tiered way to sort instruments by complexity so the qualification effort matches the risk. Simpler measuring devices that need little or no separate qualification sit in the lowest tier; routine bench instruments with adjustable parameters sit in the middle tier and need installation and function checks; software-driven analytical systems with a data system sit in the highest tier and need the deepest qualification. The category an instrument falls into sets how much of this protocol applies.</w:t>
       </w:r>
     </w:p>
     <w:p>
